--- a/lab 2/GROUP3 CEF488 Lab2 Report.docx
+++ b/lab 2/GROUP3 CEF488 Lab2 Report.docx
@@ -319,22 +319,13 @@
             </w:tcMar>
           </w:tcPr>
           <w:p>
-            <w:pPr>
-              <w:spacing w:after="40"/>
-            </w:pPr>
-            <w:r>
-              <w:rPr>
-                <w:sz w:val="22"/>
-                <w:szCs w:val="22"/>
-              </w:rPr>
-              <w:t>FE2</w:t>
-            </w:r>
-            <w:r>
-              <w:rPr>
-                <w:sz w:val="22"/>
-                <w:szCs w:val="22"/>
-              </w:rPr>
-              <w:t>5A062</w:t>
+            <w:r>
+              <w:rPr>
+                <w:rStyle w:val="fontstyle01"/>
+                <w:sz w:val="24"/>
+                <w:szCs w:val="24"/>
+              </w:rPr>
+              <w:t>FE25A673</w:t>
             </w:r>
           </w:p>
         </w:tc>
@@ -11288,6 +11279,21 @@
       <w:ind w:left="240"/>
     </w:pPr>
   </w:style>
+  <w:style w:type="character" w:customStyle="1" w:styleId="fontstyle01">
+    <w:name w:val="fontstyle01"/>
+    <w:basedOn w:val="DefaultParagraphFont"/>
+    <w:rsid w:val="00DC7CA5"/>
+    <w:rPr>
+      <w:rFonts w:ascii="TimesNewRomanPSMT" w:hAnsi="TimesNewRomanPSMT" w:hint="default"/>
+      <w:b w:val="0"/>
+      <w:bCs w:val="0"/>
+      <w:i w:val="0"/>
+      <w:iCs w:val="0"/>
+      <w:color w:val="000000"/>
+      <w:sz w:val="22"/>
+      <w:szCs w:val="22"/>
+    </w:rPr>
+  </w:style>
 </w:styles>
 </file>
 
